--- a/Lab1_DE190978_NguyenTuanManh.docx
+++ b/Lab1_DE190978_NguyenTuanManh.docx
@@ -605,12 +605,9 @@
           <w:p>
             <w:r>
               <w:rPr>
-                <w:rFonts w:ascii="Arial" w:hAnsi="Arial" w:eastAsia="Arial" w:cs="Arial"/>
-                <w:color w:val="2E75B6"/>
-                <w:sz w:val="22"/>
-                <w:szCs w:val="22"/>
-              </w:rPr>
-              <w:t>https://github.com/username/SWT301-Lab1</w:t>
+                <w:rFonts w:hint="default"/>
+              </w:rPr>
+              <w:t>https://github.com/manhnt04/SWT301</w:t>
             </w:r>
           </w:p>
         </w:tc>
@@ -620,6 +617,8 @@
       <w:r>
         <w:br w:type="page"/>
       </w:r>
+      <w:bookmarkStart w:id="0" w:name="_GoBack"/>
+      <w:bookmarkEnd w:id="0"/>
     </w:p>
     <w:p>
       <w:pPr>
@@ -3522,12 +3521,6 @@
             <w:insideH w:val="single" w:color="auto" w:sz="4" w:space="0"/>
             <w:insideV w:val="single" w:color="auto" w:sz="4" w:space="0"/>
           </w:tblBorders>
-          <w:tblCellMar>
-            <w:top w:w="0" w:type="dxa"/>
-            <w:left w:w="10" w:type="dxa"/>
-            <w:bottom w:w="0" w:type="dxa"/>
-            <w:right w:w="10" w:type="dxa"/>
-          </w:tblCellMar>
         </w:tblPrEx>
         <w:trPr>
           <w:tblHeader/>
@@ -6728,12 +6721,6 @@
             <w:insideH w:val="single" w:color="auto" w:sz="4" w:space="0"/>
             <w:insideV w:val="single" w:color="auto" w:sz="4" w:space="0"/>
           </w:tblBorders>
-          <w:tblCellMar>
-            <w:top w:w="0" w:type="dxa"/>
-            <w:left w:w="10" w:type="dxa"/>
-            <w:bottom w:w="0" w:type="dxa"/>
-            <w:right w:w="10" w:type="dxa"/>
-          </w:tblCellMar>
         </w:tblPrEx>
         <w:trPr>
           <w:tblHeader/>
@@ -7956,22 +7943,7 @@
           <w:sz w:val="24"/>
           <w:szCs w:val="24"/>
         </w:rPr>
-        <w:t xml:space="preserve">Qua 5 nhiệm vụ của Lab 1, tôi đã xây dựng được nền tảng vững chắc về các khái niệm cốt lõi của kiểm thử phần mềm theo chuẩn ISTQB. Điều quan trọng nhất tôi rút ra được là sự phân biệt rõ ràng giữa Error, Defect và Failure — đây là 3 khái niệm thường bị nhầm lẫn trong thực tế. Error là hành động sai của người, tạo ra Defect trong sản phẩm, </w:t>
-      </w:r>
-      <w:bookmarkStart w:id="0" w:name="_GoBack"/>
-      <w:bookmarkEnd w:id="0"/>
-      <w:r>
-        <w:rPr>
-          <w:rFonts w:ascii="Arial" w:hAnsi="Arial" w:eastAsia="Arial" w:cs="Arial"/>
-          <w:b w:val="0"/>
-          <w:bCs w:val="0"/>
-          <w:i w:val="0"/>
-          <w:iCs w:val="0"/>
-          <w:color w:val="000000"/>
-          <w:sz w:val="24"/>
-          <w:szCs w:val="24"/>
-        </w:rPr>
-        <w:t>và Defect chỉ trở thành Failure khi hệ thống thực sự hoạt động sai với người dùng.</w:t>
+        <w:t>Qua 5 nhiệm vụ của Lab 1, tôi đã xây dựng được nền tảng vững chắc về các khái niệm cốt lõi của kiểm thử phần mềm theo chuẩn ISTQB. Điều quan trọng nhất tôi rút ra được là sự phân biệt rõ ràng giữa Error, Defect và Failure — đây là 3 khái niệm thường bị nhầm lẫn trong thực tế. Error là hành động sai của người, tạo ra Defect trong sản phẩm, và Defect chỉ trở thành Failure khi hệ thống thực sự hoạt động sai với người dùng.</w:t>
       </w:r>
     </w:p>
     <w:p/>
@@ -8311,7 +8283,7 @@
     <w:lsdException w:unhideWhenUsed="0" w:uiPriority="0" w:semiHidden="0" w:name="HTML Sample"/>
     <w:lsdException w:unhideWhenUsed="0" w:uiPriority="0" w:semiHidden="0" w:name="HTML Typewriter"/>
     <w:lsdException w:unhideWhenUsed="0" w:uiPriority="0" w:semiHidden="0" w:name="HTML Variable"/>
-    <w:lsdException w:unhideWhenUsed="0" w:uiPriority="0" w:name="Normal Table"/>
+    <w:lsdException w:qFormat="1" w:unhideWhenUsed="0" w:uiPriority="0" w:name="Normal Table"/>
     <w:lsdException w:unhideWhenUsed="0" w:uiPriority="0" w:semiHidden="0" w:name="annotation subject"/>
     <w:lsdException w:unhideWhenUsed="0" w:uiPriority="0" w:semiHidden="0" w:name="Table Simple 1"/>
     <w:lsdException w:unhideWhenUsed="0" w:uiPriority="0" w:semiHidden="0" w:name="Table Simple 2"/>
@@ -8572,6 +8544,7 @@
   <w:style w:type="table" w:default="1" w:styleId="9">
     <w:name w:val="Normal Table"/>
     <w:semiHidden/>
+    <w:qFormat/>
     <w:uiPriority w:val="0"/>
     <w:tblPr>
       <w:tblCellMar>
